--- a/experiment/docs/02_第一问建模与求解_修订.docx
+++ b/experiment/docs/02_第一问建模与求解_修订.docx
@@ -7982,7 +7982,7 @@
       <w:r>
         <w:drawing>
           <wp:inline xmlns:a="http://schemas.openxmlformats.org/drawingml/2006/main" xmlns:pic="http://schemas.openxmlformats.org/drawingml/2006/picture">
-            <wp:extent cx="6080760" cy="3320699"/>
+            <wp:extent cx="6080760" cy="3319922"/>
             <wp:docPr id="10" name="Picture 10"/>
             <wp:cNvGraphicFramePr>
               <a:graphicFrameLocks noChangeAspect="1"/>
@@ -8003,7 +8003,7 @@
                   <pic:spPr>
                     <a:xfrm>
                       <a:off x="0" y="0"/>
-                      <a:ext cx="6080760" cy="3320699"/>
+                      <a:ext cx="6080760" cy="3319922"/>
                     </a:xfrm>
                     <a:prstGeom prst="rect"/>
                   </pic:spPr>
